--- a/Knowledge/3-Work knowledge/1-Software Engineering/2-Testing/5-My Source/1-ISTQB Foundation Level/4-Dynamic Testing/3-Types of Acceptance Testing/4-Contract Acceptance Testing (CAT).docx
+++ b/Knowledge/3-Work knowledge/1-Software Engineering/2-Testing/5-My Source/1-ISTQB Foundation Level/4-Dynamic Testing/3-Types of Acceptance Testing/4-Contract Acceptance Testing (CAT).docx
@@ -34,51 +34,77 @@
       </w:pPr>
       <w:r>
         <w:rPr>
-          <w:b/>
-          <w:shd w:val="clear" w:color="auto" w:fill="B7B7B7"/>
-        </w:rPr>
-        <w:t># Source</w:t>
-      </w:r>
-      <w:r>
-        <w:rPr>
-          <w:shd w:val="clear" w:color="auto" w:fill="B7B7B7"/>
-        </w:rPr>
-        <w:t xml:space="preserve">: </w:t>
-      </w:r>
-      <w:r>
-        <w:rPr>
-          <w:b/>
-          <w:shd w:val="clear" w:color="auto" w:fill="B7B7B7"/>
-        </w:rPr>
-        <w:t xml:space="preserve">Chatgpt </w:t>
-      </w:r>
-      <w:r>
-        <w:rPr>
-          <w:b/>
-          <w:sz w:val="14"/>
-          <w:szCs w:val="14"/>
-          <w:shd w:val="clear" w:color="auto" w:fill="B7B7B7"/>
-        </w:rPr>
-        <w:t>(GPT</w:t>
-      </w:r>
-      <w:r>
-        <w:rPr>
-          <w:rFonts w:ascii="Cambria Math" w:hAnsi="Cambria Math" w:cs="Cambria Math"/>
-          <w:b/>
-          <w:sz w:val="14"/>
-          <w:szCs w:val="14"/>
-          <w:shd w:val="clear" w:color="auto" w:fill="B7B7B7"/>
+          <w:rFonts w:ascii="Arial" w:eastAsia="Arial" w:hAnsi="Arial" w:cs="Arial"/>
+          <w:b/>
+          <w:color w:val="000000"/>
+          <w:sz w:val="18"/>
+          <w:highlight w:val="lightGray"/>
+        </w:rPr>
+        <w:t># Source: AI Source: Provided by: [Data Path</w:t>
+      </w:r>
+      <w:r>
+        <w:rPr>
+          <w:rFonts w:ascii="Arial" w:eastAsia="Arial" w:hAnsi="Arial" w:cs="Arial"/>
+          <w:color w:val="000000"/>
+          <w:sz w:val="18"/>
+          <w:highlight w:val="lightGray"/>
+        </w:rPr>
+        <w:t xml:space="preserve">: Persons Table -&gt; ID Column: 1, Name_En Column: Motasem Essam] -&gt; </w:t>
+      </w:r>
+      <w:r>
+        <w:rPr>
+          <w:rFonts w:ascii="Arial" w:eastAsia="Arial" w:hAnsi="Arial" w:cs="Arial"/>
+          <w:b/>
+          <w:color w:val="000000"/>
+          <w:sz w:val="18"/>
+          <w:highlight w:val="lightGray"/>
+        </w:rPr>
+        <w:t>From:</w:t>
+      </w:r>
+      <w:r>
+        <w:rPr>
+          <w:rFonts w:ascii="Arial" w:eastAsia="Arial" w:hAnsi="Arial" w:cs="Arial"/>
+          <w:color w:val="000000"/>
+          <w:sz w:val="18"/>
+          <w:highlight w:val="lightGray"/>
+        </w:rPr>
+        <w:t xml:space="preserve"> [Chatgpt (GPT</w:t>
+      </w:r>
+      <w:r>
+        <w:rPr>
+          <w:rFonts w:ascii="Arial" w:eastAsia="Arial" w:hAnsi="Arial" w:cs="Cambria Math"/>
+          <w:color w:val="000000"/>
+          <w:sz w:val="18"/>
+          <w:highlight w:val="lightGray"/>
         </w:rPr>
         <w:t>‑</w:t>
       </w:r>
       <w:r>
         <w:rPr>
-          <w:b/>
-          <w:sz w:val="14"/>
-          <w:szCs w:val="14"/>
-          <w:shd w:val="clear" w:color="auto" w:fill="B7B7B7"/>
-        </w:rPr>
-        <w:t>5 Mini) at [8/22/2025]</w:t>
+          <w:rFonts w:ascii="Arial" w:eastAsia="Arial" w:hAnsi="Arial" w:cs="Arial"/>
+          <w:color w:val="000000"/>
+          <w:sz w:val="18"/>
+          <w:highlight w:val="lightGray"/>
+        </w:rPr>
+        <w:t xml:space="preserve">5 Mini)] </w:t>
+      </w:r>
+      <w:r>
+        <w:rPr>
+          <w:rFonts w:ascii="Arial" w:eastAsia="Arial" w:hAnsi="Arial" w:cs="Arial"/>
+          <w:b/>
+          <w:color w:val="000000"/>
+          <w:sz w:val="18"/>
+          <w:highlight w:val="lightGray"/>
+        </w:rPr>
+        <w:t>on</w:t>
+      </w:r>
+      <w:r>
+        <w:rPr>
+          <w:rFonts w:ascii="Arial" w:eastAsia="Arial" w:hAnsi="Arial"/>
+          <w:sz w:val="18"/>
+          <w:highlight w:val="lightGray"/>
+        </w:rPr>
+        <w:t xml:space="preserve"> [8/22/2025]</w:t>
       </w:r>
     </w:p>
     <w:p>
@@ -144,7 +170,7 @@
     </w:p>
     <w:p>
       <w:r>
-        <w:pict w14:anchorId="336715A7">
+        <w:pict w14:anchorId="5574EFD4">
           <v:rect id="_x0000_i1025" style="width:0;height:1.5pt" o:hralign="center" o:hrstd="t" o:hr="t" fillcolor="#a0a0a0" stroked="f"/>
         </w:pict>
       </w:r>
@@ -168,51 +194,77 @@
       </w:pPr>
       <w:r>
         <w:rPr>
-          <w:b/>
-          <w:shd w:val="clear" w:color="auto" w:fill="B7B7B7"/>
-        </w:rPr>
-        <w:t># Source</w:t>
-      </w:r>
-      <w:r>
-        <w:rPr>
-          <w:shd w:val="clear" w:color="auto" w:fill="B7B7B7"/>
-        </w:rPr>
-        <w:t xml:space="preserve">: </w:t>
-      </w:r>
-      <w:r>
-        <w:rPr>
-          <w:b/>
-          <w:shd w:val="clear" w:color="auto" w:fill="B7B7B7"/>
-        </w:rPr>
-        <w:t xml:space="preserve">Chatgpt </w:t>
-      </w:r>
-      <w:r>
-        <w:rPr>
-          <w:b/>
-          <w:sz w:val="14"/>
-          <w:szCs w:val="14"/>
-          <w:shd w:val="clear" w:color="auto" w:fill="B7B7B7"/>
-        </w:rPr>
-        <w:t>(GPT</w:t>
-      </w:r>
-      <w:r>
-        <w:rPr>
-          <w:rFonts w:ascii="Cambria Math" w:hAnsi="Cambria Math" w:cs="Cambria Math"/>
-          <w:b/>
-          <w:sz w:val="14"/>
-          <w:szCs w:val="14"/>
-          <w:shd w:val="clear" w:color="auto" w:fill="B7B7B7"/>
+          <w:rFonts w:ascii="Arial" w:eastAsia="Arial" w:hAnsi="Arial" w:cs="Arial"/>
+          <w:b/>
+          <w:color w:val="000000"/>
+          <w:sz w:val="18"/>
+          <w:highlight w:val="lightGray"/>
+        </w:rPr>
+        <w:t># Source: AI Source: Provided by: [Data Path</w:t>
+      </w:r>
+      <w:r>
+        <w:rPr>
+          <w:rFonts w:ascii="Arial" w:eastAsia="Arial" w:hAnsi="Arial" w:cs="Arial"/>
+          <w:color w:val="000000"/>
+          <w:sz w:val="18"/>
+          <w:highlight w:val="lightGray"/>
+        </w:rPr>
+        <w:t xml:space="preserve">: Persons Table -&gt; ID Column: 1, Name_En Column: Motasem Essam] -&gt; </w:t>
+      </w:r>
+      <w:r>
+        <w:rPr>
+          <w:rFonts w:ascii="Arial" w:eastAsia="Arial" w:hAnsi="Arial" w:cs="Arial"/>
+          <w:b/>
+          <w:color w:val="000000"/>
+          <w:sz w:val="18"/>
+          <w:highlight w:val="lightGray"/>
+        </w:rPr>
+        <w:t>From:</w:t>
+      </w:r>
+      <w:r>
+        <w:rPr>
+          <w:rFonts w:ascii="Arial" w:eastAsia="Arial" w:hAnsi="Arial" w:cs="Arial"/>
+          <w:color w:val="000000"/>
+          <w:sz w:val="18"/>
+          <w:highlight w:val="lightGray"/>
+        </w:rPr>
+        <w:t xml:space="preserve"> [Chatgpt (GPT</w:t>
+      </w:r>
+      <w:r>
+        <w:rPr>
+          <w:rFonts w:ascii="Arial" w:eastAsia="Arial" w:hAnsi="Arial" w:cs="Cambria Math"/>
+          <w:color w:val="000000"/>
+          <w:sz w:val="18"/>
+          <w:highlight w:val="lightGray"/>
         </w:rPr>
         <w:t>‑</w:t>
       </w:r>
       <w:r>
         <w:rPr>
-          <w:b/>
-          <w:sz w:val="14"/>
-          <w:szCs w:val="14"/>
-          <w:shd w:val="clear" w:color="auto" w:fill="B7B7B7"/>
-        </w:rPr>
-        <w:t>5 Mini) at [8/22/2025]</w:t>
+          <w:rFonts w:ascii="Arial" w:eastAsia="Arial" w:hAnsi="Arial" w:cs="Arial"/>
+          <w:color w:val="000000"/>
+          <w:sz w:val="18"/>
+          <w:highlight w:val="lightGray"/>
+        </w:rPr>
+        <w:t xml:space="preserve">5 Mini)] </w:t>
+      </w:r>
+      <w:r>
+        <w:rPr>
+          <w:rFonts w:ascii="Arial" w:eastAsia="Arial" w:hAnsi="Arial" w:cs="Arial"/>
+          <w:b/>
+          <w:color w:val="000000"/>
+          <w:sz w:val="18"/>
+          <w:highlight w:val="lightGray"/>
+        </w:rPr>
+        <w:t>on</w:t>
+      </w:r>
+      <w:r>
+        <w:rPr>
+          <w:rFonts w:ascii="Arial" w:eastAsia="Arial" w:hAnsi="Arial"/>
+          <w:sz w:val="18"/>
+          <w:highlight w:val="lightGray"/>
+        </w:rPr>
+        <w:t xml:space="preserve"> [8/22/2025]</w:t>
       </w:r>
     </w:p>
     <w:p>
@@ -221,7 +273,7 @@
           <w:ilvl w:val="0"/>
           <w:numId w:val="4"/>
         </w:numPr>
-        <w:spacing w:before="240"/>
+        <w:spacing w:before="240" w:after="0" w:line="276" w:lineRule="auto"/>
       </w:pPr>
       <w:r>
         <w:rPr>
@@ -255,6 +307,7 @@
           <w:ilvl w:val="0"/>
           <w:numId w:val="4"/>
         </w:numPr>
+        <w:spacing w:after="0" w:line="276" w:lineRule="auto"/>
       </w:pPr>
       <w:r>
         <w:rPr>
@@ -288,7 +341,7 @@
           <w:ilvl w:val="0"/>
           <w:numId w:val="4"/>
         </w:numPr>
-        <w:spacing w:after="240"/>
+        <w:spacing w:after="240" w:line="276" w:lineRule="auto"/>
       </w:pPr>
       <w:r>
         <w:rPr>
@@ -318,7 +371,7 @@
     </w:p>
     <w:p>
       <w:r>
-        <w:pict w14:anchorId="14B67107">
+        <w:pict w14:anchorId="0221790D">
           <v:rect id="_x0000_i1026" style="width:0;height:1.5pt" o:hralign="center" o:hrstd="t" o:hr="t" fillcolor="#a0a0a0" stroked="f"/>
         </w:pict>
       </w:r>
@@ -342,51 +395,77 @@
       </w:pPr>
       <w:r>
         <w:rPr>
-          <w:b/>
-          <w:shd w:val="clear" w:color="auto" w:fill="B7B7B7"/>
-        </w:rPr>
-        <w:t># Source</w:t>
-      </w:r>
-      <w:r>
-        <w:rPr>
-          <w:shd w:val="clear" w:color="auto" w:fill="B7B7B7"/>
-        </w:rPr>
-        <w:t xml:space="preserve">: </w:t>
-      </w:r>
-      <w:r>
-        <w:rPr>
-          <w:b/>
-          <w:shd w:val="clear" w:color="auto" w:fill="B7B7B7"/>
-        </w:rPr>
-        <w:t xml:space="preserve">Chatgpt </w:t>
-      </w:r>
-      <w:r>
-        <w:rPr>
-          <w:b/>
-          <w:sz w:val="14"/>
-          <w:szCs w:val="14"/>
-          <w:shd w:val="clear" w:color="auto" w:fill="B7B7B7"/>
-        </w:rPr>
-        <w:t>(GPT</w:t>
-      </w:r>
-      <w:r>
-        <w:rPr>
-          <w:rFonts w:ascii="Cambria Math" w:hAnsi="Cambria Math" w:cs="Cambria Math"/>
-          <w:b/>
-          <w:sz w:val="14"/>
-          <w:szCs w:val="14"/>
-          <w:shd w:val="clear" w:color="auto" w:fill="B7B7B7"/>
+          <w:rFonts w:ascii="Arial" w:eastAsia="Arial" w:hAnsi="Arial" w:cs="Arial"/>
+          <w:b/>
+          <w:color w:val="000000"/>
+          <w:sz w:val="18"/>
+          <w:highlight w:val="lightGray"/>
+        </w:rPr>
+        <w:t># Source: AI Source: Provided by: [Data Path</w:t>
+      </w:r>
+      <w:r>
+        <w:rPr>
+          <w:rFonts w:ascii="Arial" w:eastAsia="Arial" w:hAnsi="Arial" w:cs="Arial"/>
+          <w:color w:val="000000"/>
+          <w:sz w:val="18"/>
+          <w:highlight w:val="lightGray"/>
+        </w:rPr>
+        <w:t xml:space="preserve">: Persons Table -&gt; ID Column: 1, Name_En Column: Motasem Essam] -&gt; </w:t>
+      </w:r>
+      <w:r>
+        <w:rPr>
+          <w:rFonts w:ascii="Arial" w:eastAsia="Arial" w:hAnsi="Arial" w:cs="Arial"/>
+          <w:b/>
+          <w:color w:val="000000"/>
+          <w:sz w:val="18"/>
+          <w:highlight w:val="lightGray"/>
+        </w:rPr>
+        <w:t>From:</w:t>
+      </w:r>
+      <w:r>
+        <w:rPr>
+          <w:rFonts w:ascii="Arial" w:eastAsia="Arial" w:hAnsi="Arial" w:cs="Arial"/>
+          <w:color w:val="000000"/>
+          <w:sz w:val="18"/>
+          <w:highlight w:val="lightGray"/>
+        </w:rPr>
+        <w:t xml:space="preserve"> [Chatgpt (GPT</w:t>
+      </w:r>
+      <w:r>
+        <w:rPr>
+          <w:rFonts w:ascii="Arial" w:eastAsia="Arial" w:hAnsi="Arial" w:cs="Cambria Math"/>
+          <w:color w:val="000000"/>
+          <w:sz w:val="18"/>
+          <w:highlight w:val="lightGray"/>
         </w:rPr>
         <w:t>‑</w:t>
       </w:r>
       <w:r>
         <w:rPr>
-          <w:b/>
-          <w:sz w:val="14"/>
-          <w:szCs w:val="14"/>
-          <w:shd w:val="clear" w:color="auto" w:fill="B7B7B7"/>
-        </w:rPr>
-        <w:t>5 Mini) at [8/22/2025]</w:t>
+          <w:rFonts w:ascii="Arial" w:eastAsia="Arial" w:hAnsi="Arial" w:cs="Arial"/>
+          <w:color w:val="000000"/>
+          <w:sz w:val="18"/>
+          <w:highlight w:val="lightGray"/>
+        </w:rPr>
+        <w:t xml:space="preserve">5 Mini)] </w:t>
+      </w:r>
+      <w:r>
+        <w:rPr>
+          <w:rFonts w:ascii="Arial" w:eastAsia="Arial" w:hAnsi="Arial" w:cs="Arial"/>
+          <w:b/>
+          <w:color w:val="000000"/>
+          <w:sz w:val="18"/>
+          <w:highlight w:val="lightGray"/>
+        </w:rPr>
+        <w:t>on</w:t>
+      </w:r>
+      <w:r>
+        <w:rPr>
+          <w:rFonts w:ascii="Arial" w:eastAsia="Arial" w:hAnsi="Arial"/>
+          <w:sz w:val="18"/>
+          <w:highlight w:val="lightGray"/>
+        </w:rPr>
+        <w:t xml:space="preserve"> [8/22/2025]</w:t>
       </w:r>
     </w:p>
     <w:p>
@@ -395,7 +474,7 @@
           <w:ilvl w:val="0"/>
           <w:numId w:val="1"/>
         </w:numPr>
-        <w:spacing w:before="240"/>
+        <w:spacing w:before="240" w:after="0" w:line="276" w:lineRule="auto"/>
       </w:pPr>
       <w:r>
         <w:rPr>
@@ -429,7 +508,7 @@
           <w:ilvl w:val="0"/>
           <w:numId w:val="1"/>
         </w:numPr>
-        <w:spacing w:after="240"/>
+        <w:spacing w:after="240" w:line="276" w:lineRule="auto"/>
       </w:pPr>
       <w:r>
         <w:rPr>
@@ -459,8 +538,7 @@
     </w:p>
     <w:p>
       <w:r>
-        <w:lastRenderedPageBreak/>
-        <w:pict w14:anchorId="361AC65A">
+        <w:pict w14:anchorId="592DA3D0">
           <v:rect id="_x0000_i1027" style="width:0;height:1.5pt" o:hralign="center" o:hrstd="t" o:hr="t" fillcolor="#a0a0a0" stroked="f"/>
         </w:pict>
       </w:r>
@@ -484,51 +562,77 @@
       </w:pPr>
       <w:r>
         <w:rPr>
-          <w:b/>
-          <w:shd w:val="clear" w:color="auto" w:fill="B7B7B7"/>
-        </w:rPr>
-        <w:t># Source</w:t>
-      </w:r>
-      <w:r>
-        <w:rPr>
-          <w:shd w:val="clear" w:color="auto" w:fill="B7B7B7"/>
-        </w:rPr>
-        <w:t xml:space="preserve">: </w:t>
-      </w:r>
-      <w:r>
-        <w:rPr>
-          <w:b/>
-          <w:shd w:val="clear" w:color="auto" w:fill="B7B7B7"/>
-        </w:rPr>
-        <w:t xml:space="preserve">Chatgpt </w:t>
-      </w:r>
-      <w:r>
-        <w:rPr>
-          <w:b/>
-          <w:sz w:val="14"/>
-          <w:szCs w:val="14"/>
-          <w:shd w:val="clear" w:color="auto" w:fill="B7B7B7"/>
-        </w:rPr>
-        <w:t>(GPT</w:t>
-      </w:r>
-      <w:r>
-        <w:rPr>
-          <w:rFonts w:ascii="Cambria Math" w:hAnsi="Cambria Math" w:cs="Cambria Math"/>
-          <w:b/>
-          <w:sz w:val="14"/>
-          <w:szCs w:val="14"/>
-          <w:shd w:val="clear" w:color="auto" w:fill="B7B7B7"/>
+          <w:rFonts w:ascii="Arial" w:eastAsia="Arial" w:hAnsi="Arial" w:cs="Arial"/>
+          <w:b/>
+          <w:color w:val="000000"/>
+          <w:sz w:val="18"/>
+          <w:highlight w:val="lightGray"/>
+        </w:rPr>
+        <w:t># Source: AI Source: Provided by: [Data Path</w:t>
+      </w:r>
+      <w:r>
+        <w:rPr>
+          <w:rFonts w:ascii="Arial" w:eastAsia="Arial" w:hAnsi="Arial" w:cs="Arial"/>
+          <w:color w:val="000000"/>
+          <w:sz w:val="18"/>
+          <w:highlight w:val="lightGray"/>
+        </w:rPr>
+        <w:t xml:space="preserve">: Persons Table -&gt; ID Column: 1, Name_En Column: Motasem Essam] -&gt; </w:t>
+      </w:r>
+      <w:r>
+        <w:rPr>
+          <w:rFonts w:ascii="Arial" w:eastAsia="Arial" w:hAnsi="Arial" w:cs="Arial"/>
+          <w:b/>
+          <w:color w:val="000000"/>
+          <w:sz w:val="18"/>
+          <w:highlight w:val="lightGray"/>
+        </w:rPr>
+        <w:t>From:</w:t>
+      </w:r>
+      <w:r>
+        <w:rPr>
+          <w:rFonts w:ascii="Arial" w:eastAsia="Arial" w:hAnsi="Arial" w:cs="Arial"/>
+          <w:color w:val="000000"/>
+          <w:sz w:val="18"/>
+          <w:highlight w:val="lightGray"/>
+        </w:rPr>
+        <w:t xml:space="preserve"> [Chatgpt (GPT</w:t>
+      </w:r>
+      <w:r>
+        <w:rPr>
+          <w:rFonts w:ascii="Arial" w:eastAsia="Arial" w:hAnsi="Arial" w:cs="Cambria Math"/>
+          <w:color w:val="000000"/>
+          <w:sz w:val="18"/>
+          <w:highlight w:val="lightGray"/>
         </w:rPr>
         <w:t>‑</w:t>
       </w:r>
       <w:r>
         <w:rPr>
-          <w:b/>
-          <w:sz w:val="14"/>
-          <w:szCs w:val="14"/>
-          <w:shd w:val="clear" w:color="auto" w:fill="B7B7B7"/>
-        </w:rPr>
-        <w:t>5 Mini) at [8/22/2025]</w:t>
+          <w:rFonts w:ascii="Arial" w:eastAsia="Arial" w:hAnsi="Arial" w:cs="Arial"/>
+          <w:color w:val="000000"/>
+          <w:sz w:val="18"/>
+          <w:highlight w:val="lightGray"/>
+        </w:rPr>
+        <w:t xml:space="preserve">5 Mini)] </w:t>
+      </w:r>
+      <w:r>
+        <w:rPr>
+          <w:rFonts w:ascii="Arial" w:eastAsia="Arial" w:hAnsi="Arial" w:cs="Arial"/>
+          <w:b/>
+          <w:color w:val="000000"/>
+          <w:sz w:val="18"/>
+          <w:highlight w:val="lightGray"/>
+        </w:rPr>
+        <w:t>on</w:t>
+      </w:r>
+      <w:r>
+        <w:rPr>
+          <w:rFonts w:ascii="Arial" w:eastAsia="Arial" w:hAnsi="Arial"/>
+          <w:sz w:val="18"/>
+          <w:highlight w:val="lightGray"/>
+        </w:rPr>
+        <w:t xml:space="preserve"> [8/22/2025]</w:t>
       </w:r>
     </w:p>
     <w:p>
@@ -537,7 +641,7 @@
           <w:ilvl w:val="0"/>
           <w:numId w:val="2"/>
         </w:numPr>
-        <w:spacing w:before="240"/>
+        <w:spacing w:before="240" w:after="0" w:line="276" w:lineRule="auto"/>
       </w:pPr>
       <w:r>
         <w:rPr>
@@ -565,7 +669,7 @@
           <w:ilvl w:val="0"/>
           <w:numId w:val="2"/>
         </w:numPr>
-        <w:spacing w:after="240"/>
+        <w:spacing w:after="240" w:line="276" w:lineRule="auto"/>
       </w:pPr>
       <w:r>
         <w:rPr>
@@ -605,7 +709,7 @@
     </w:p>
     <w:p>
       <w:r>
-        <w:pict w14:anchorId="3C383600">
+        <w:pict w14:anchorId="46F25654">
           <v:rect id="_x0000_i1028" style="width:0;height:1.5pt" o:hralign="center" o:hrstd="t" o:hr="t" fillcolor="#a0a0a0" stroked="f"/>
         </w:pict>
       </w:r>
@@ -629,51 +733,77 @@
       </w:pPr>
       <w:r>
         <w:rPr>
-          <w:b/>
-          <w:shd w:val="clear" w:color="auto" w:fill="B7B7B7"/>
-        </w:rPr>
-        <w:t># Source</w:t>
-      </w:r>
-      <w:r>
-        <w:rPr>
-          <w:shd w:val="clear" w:color="auto" w:fill="B7B7B7"/>
-        </w:rPr>
-        <w:t xml:space="preserve">: </w:t>
-      </w:r>
-      <w:r>
-        <w:rPr>
-          <w:b/>
-          <w:shd w:val="clear" w:color="auto" w:fill="B7B7B7"/>
-        </w:rPr>
-        <w:t xml:space="preserve">Chatgpt </w:t>
-      </w:r>
-      <w:r>
-        <w:rPr>
-          <w:b/>
-          <w:sz w:val="14"/>
-          <w:szCs w:val="14"/>
-          <w:shd w:val="clear" w:color="auto" w:fill="B7B7B7"/>
-        </w:rPr>
-        <w:t>(GPT</w:t>
-      </w:r>
-      <w:r>
-        <w:rPr>
-          <w:rFonts w:ascii="Cambria Math" w:hAnsi="Cambria Math" w:cs="Cambria Math"/>
-          <w:b/>
-          <w:sz w:val="14"/>
-          <w:szCs w:val="14"/>
-          <w:shd w:val="clear" w:color="auto" w:fill="B7B7B7"/>
+          <w:rFonts w:ascii="Arial" w:eastAsia="Arial" w:hAnsi="Arial" w:cs="Arial"/>
+          <w:b/>
+          <w:color w:val="000000"/>
+          <w:sz w:val="18"/>
+          <w:highlight w:val="lightGray"/>
+        </w:rPr>
+        <w:t># Source: AI Source: Provided by: [Data Path</w:t>
+      </w:r>
+      <w:r>
+        <w:rPr>
+          <w:rFonts w:ascii="Arial" w:eastAsia="Arial" w:hAnsi="Arial" w:cs="Arial"/>
+          <w:color w:val="000000"/>
+          <w:sz w:val="18"/>
+          <w:highlight w:val="lightGray"/>
+        </w:rPr>
+        <w:t xml:space="preserve">: Persons Table -&gt; ID Column: 1, Name_En Column: Motasem Essam] -&gt; </w:t>
+      </w:r>
+      <w:r>
+        <w:rPr>
+          <w:rFonts w:ascii="Arial" w:eastAsia="Arial" w:hAnsi="Arial" w:cs="Arial"/>
+          <w:b/>
+          <w:color w:val="000000"/>
+          <w:sz w:val="18"/>
+          <w:highlight w:val="lightGray"/>
+        </w:rPr>
+        <w:t>From:</w:t>
+      </w:r>
+      <w:r>
+        <w:rPr>
+          <w:rFonts w:ascii="Arial" w:eastAsia="Arial" w:hAnsi="Arial" w:cs="Arial"/>
+          <w:color w:val="000000"/>
+          <w:sz w:val="18"/>
+          <w:highlight w:val="lightGray"/>
+        </w:rPr>
+        <w:t xml:space="preserve"> [Chatgpt (GPT</w:t>
+      </w:r>
+      <w:r>
+        <w:rPr>
+          <w:rFonts w:ascii="Arial" w:eastAsia="Arial" w:hAnsi="Arial" w:cs="Cambria Math"/>
+          <w:color w:val="000000"/>
+          <w:sz w:val="18"/>
+          <w:highlight w:val="lightGray"/>
         </w:rPr>
         <w:t>‑</w:t>
       </w:r>
       <w:r>
         <w:rPr>
-          <w:b/>
-          <w:sz w:val="14"/>
-          <w:szCs w:val="14"/>
-          <w:shd w:val="clear" w:color="auto" w:fill="B7B7B7"/>
-        </w:rPr>
-        <w:t>5 Mini) at [8/22/2025]</w:t>
+          <w:rFonts w:ascii="Arial" w:eastAsia="Arial" w:hAnsi="Arial" w:cs="Arial"/>
+          <w:color w:val="000000"/>
+          <w:sz w:val="18"/>
+          <w:highlight w:val="lightGray"/>
+        </w:rPr>
+        <w:t xml:space="preserve">5 Mini)] </w:t>
+      </w:r>
+      <w:r>
+        <w:rPr>
+          <w:rFonts w:ascii="Arial" w:eastAsia="Arial" w:hAnsi="Arial" w:cs="Arial"/>
+          <w:b/>
+          <w:color w:val="000000"/>
+          <w:sz w:val="18"/>
+          <w:highlight w:val="lightGray"/>
+        </w:rPr>
+        <w:t>on</w:t>
+      </w:r>
+      <w:r>
+        <w:rPr>
+          <w:rFonts w:ascii="Arial" w:eastAsia="Arial" w:hAnsi="Arial"/>
+          <w:sz w:val="18"/>
+          <w:highlight w:val="lightGray"/>
+        </w:rPr>
+        <w:t xml:space="preserve"> [8/22/2025]</w:t>
       </w:r>
     </w:p>
     <w:p>
@@ -682,7 +812,7 @@
           <w:ilvl w:val="0"/>
           <w:numId w:val="3"/>
         </w:numPr>
-        <w:spacing w:before="240"/>
+        <w:spacing w:before="240" w:after="0" w:line="276" w:lineRule="auto"/>
       </w:pPr>
       <w:r>
         <w:rPr>
@@ -716,6 +846,7 @@
           <w:ilvl w:val="0"/>
           <w:numId w:val="3"/>
         </w:numPr>
+        <w:spacing w:after="0" w:line="276" w:lineRule="auto"/>
       </w:pPr>
       <w:r>
         <w:rPr>
@@ -743,6 +874,7 @@
           <w:ilvl w:val="0"/>
           <w:numId w:val="3"/>
         </w:numPr>
+        <w:spacing w:after="0" w:line="276" w:lineRule="auto"/>
       </w:pPr>
       <w:r>
         <w:rPr>
@@ -770,6 +902,7 @@
           <w:ilvl w:val="0"/>
           <w:numId w:val="3"/>
         </w:numPr>
+        <w:spacing w:after="0" w:line="276" w:lineRule="auto"/>
       </w:pPr>
       <w:r>
         <w:rPr>
@@ -816,7 +949,7 @@
           <w:ilvl w:val="0"/>
           <w:numId w:val="3"/>
         </w:numPr>
-        <w:spacing w:after="240"/>
+        <w:spacing w:after="240" w:line="276" w:lineRule="auto"/>
       </w:pPr>
       <w:r>
         <w:rPr>
@@ -840,7 +973,7 @@
     </w:p>
     <w:p>
       <w:r>
-        <w:pict w14:anchorId="537C6688">
+        <w:pict w14:anchorId="59E6B758">
           <v:rect id="_x0000_i1029" style="width:0;height:1.5pt" o:hralign="center" o:hrstd="t" o:hr="t" fillcolor="#a0a0a0" stroked="f"/>
         </w:pict>
       </w:r>
@@ -864,51 +997,77 @@
       </w:pPr>
       <w:r>
         <w:rPr>
-          <w:b/>
-          <w:shd w:val="clear" w:color="auto" w:fill="B7B7B7"/>
-        </w:rPr>
-        <w:t># Source</w:t>
-      </w:r>
-      <w:r>
-        <w:rPr>
-          <w:shd w:val="clear" w:color="auto" w:fill="B7B7B7"/>
-        </w:rPr>
-        <w:t xml:space="preserve">: </w:t>
-      </w:r>
-      <w:r>
-        <w:rPr>
-          <w:b/>
-          <w:shd w:val="clear" w:color="auto" w:fill="B7B7B7"/>
-        </w:rPr>
-        <w:t xml:space="preserve">Chatgpt </w:t>
-      </w:r>
-      <w:r>
-        <w:rPr>
-          <w:b/>
-          <w:sz w:val="14"/>
-          <w:szCs w:val="14"/>
-          <w:shd w:val="clear" w:color="auto" w:fill="B7B7B7"/>
-        </w:rPr>
-        <w:t>(GPT</w:t>
-      </w:r>
-      <w:r>
-        <w:rPr>
-          <w:rFonts w:ascii="Cambria Math" w:hAnsi="Cambria Math" w:cs="Cambria Math"/>
-          <w:b/>
-          <w:sz w:val="14"/>
-          <w:szCs w:val="14"/>
-          <w:shd w:val="clear" w:color="auto" w:fill="B7B7B7"/>
+          <w:rFonts w:ascii="Arial" w:eastAsia="Arial" w:hAnsi="Arial" w:cs="Arial"/>
+          <w:b/>
+          <w:color w:val="000000"/>
+          <w:sz w:val="18"/>
+          <w:highlight w:val="lightGray"/>
+        </w:rPr>
+        <w:t># Source: AI Source: Provided by: [Data Path</w:t>
+      </w:r>
+      <w:r>
+        <w:rPr>
+          <w:rFonts w:ascii="Arial" w:eastAsia="Arial" w:hAnsi="Arial" w:cs="Arial"/>
+          <w:color w:val="000000"/>
+          <w:sz w:val="18"/>
+          <w:highlight w:val="lightGray"/>
+        </w:rPr>
+        <w:t xml:space="preserve">: Persons Table -&gt; ID Column: 1, Name_En Column: Motasem Essam] -&gt; </w:t>
+      </w:r>
+      <w:r>
+        <w:rPr>
+          <w:rFonts w:ascii="Arial" w:eastAsia="Arial" w:hAnsi="Arial" w:cs="Arial"/>
+          <w:b/>
+          <w:color w:val="000000"/>
+          <w:sz w:val="18"/>
+          <w:highlight w:val="lightGray"/>
+        </w:rPr>
+        <w:t>From:</w:t>
+      </w:r>
+      <w:r>
+        <w:rPr>
+          <w:rFonts w:ascii="Arial" w:eastAsia="Arial" w:hAnsi="Arial" w:cs="Arial"/>
+          <w:color w:val="000000"/>
+          <w:sz w:val="18"/>
+          <w:highlight w:val="lightGray"/>
+        </w:rPr>
+        <w:t xml:space="preserve"> [Chatgpt (GPT</w:t>
+      </w:r>
+      <w:r>
+        <w:rPr>
+          <w:rFonts w:ascii="Arial" w:eastAsia="Arial" w:hAnsi="Arial" w:cs="Cambria Math"/>
+          <w:color w:val="000000"/>
+          <w:sz w:val="18"/>
+          <w:highlight w:val="lightGray"/>
         </w:rPr>
         <w:t>‑</w:t>
       </w:r>
       <w:r>
         <w:rPr>
-          <w:b/>
-          <w:sz w:val="14"/>
-          <w:szCs w:val="14"/>
-          <w:shd w:val="clear" w:color="auto" w:fill="B7B7B7"/>
-        </w:rPr>
-        <w:t>5 Mini) at [8/22/2025]</w:t>
+          <w:rFonts w:ascii="Arial" w:eastAsia="Arial" w:hAnsi="Arial" w:cs="Arial"/>
+          <w:color w:val="000000"/>
+          <w:sz w:val="18"/>
+          <w:highlight w:val="lightGray"/>
+        </w:rPr>
+        <w:t xml:space="preserve">5 Mini)] </w:t>
+      </w:r>
+      <w:r>
+        <w:rPr>
+          <w:rFonts w:ascii="Arial" w:eastAsia="Arial" w:hAnsi="Arial" w:cs="Arial"/>
+          <w:b/>
+          <w:color w:val="000000"/>
+          <w:sz w:val="18"/>
+          <w:highlight w:val="lightGray"/>
+        </w:rPr>
+        <w:t>on</w:t>
+      </w:r>
+      <w:r>
+        <w:rPr>
+          <w:rFonts w:ascii="Arial" w:eastAsia="Arial" w:hAnsi="Arial"/>
+          <w:sz w:val="18"/>
+          <w:highlight w:val="lightGray"/>
+        </w:rPr>
+        <w:t xml:space="preserve"> [8/22/2025]</w:t>
       </w:r>
     </w:p>
     <w:p>
@@ -917,7 +1076,7 @@
           <w:ilvl w:val="0"/>
           <w:numId w:val="5"/>
         </w:numPr>
-        <w:spacing w:before="240"/>
+        <w:spacing w:before="240" w:after="0" w:line="276" w:lineRule="auto"/>
       </w:pPr>
       <w:r>
         <w:rPr>
@@ -951,13 +1110,12 @@
           <w:ilvl w:val="0"/>
           <w:numId w:val="5"/>
         </w:numPr>
-        <w:spacing w:after="240"/>
-      </w:pPr>
-      <w:r>
-        <w:rPr>
-          <w:rFonts w:ascii="Roboto Mono" w:eastAsia="Roboto Mono" w:hAnsi="Roboto Mono" w:cs="Roboto Mono"/>
-        </w:rPr>
-        <w:lastRenderedPageBreak/>
+        <w:spacing w:after="240" w:line="276" w:lineRule="auto"/>
+      </w:pPr>
+      <w:r>
+        <w:rPr>
+          <w:rFonts w:ascii="Roboto Mono" w:eastAsia="Roboto Mono" w:hAnsi="Roboto Mono" w:cs="Roboto Mono"/>
+        </w:rPr>
         <w:t xml:space="preserve">A banking app that must </w:t>
       </w:r>
       <w:r>
@@ -982,7 +1140,7 @@
     </w:p>
     <w:p>
       <w:r>
-        <w:pict w14:anchorId="667642A6">
+        <w:pict w14:anchorId="03149B37">
           <v:rect id="_x0000_i1030" style="width:0;height:1.5pt" o:hralign="center" o:hrstd="t" o:hr="t" fillcolor="#a0a0a0" stroked="f"/>
         </w:pict>
       </w:r>
@@ -1006,51 +1164,77 @@
       </w:pPr>
       <w:r>
         <w:rPr>
-          <w:b/>
-          <w:shd w:val="clear" w:color="auto" w:fill="B7B7B7"/>
-        </w:rPr>
-        <w:t># Source</w:t>
-      </w:r>
-      <w:r>
-        <w:rPr>
-          <w:shd w:val="clear" w:color="auto" w:fill="B7B7B7"/>
-        </w:rPr>
-        <w:t xml:space="preserve">: </w:t>
-      </w:r>
-      <w:r>
-        <w:rPr>
-          <w:b/>
-          <w:shd w:val="clear" w:color="auto" w:fill="B7B7B7"/>
-        </w:rPr>
-        <w:t xml:space="preserve">Chatgpt </w:t>
-      </w:r>
-      <w:r>
-        <w:rPr>
-          <w:b/>
-          <w:sz w:val="14"/>
-          <w:szCs w:val="14"/>
-          <w:shd w:val="clear" w:color="auto" w:fill="B7B7B7"/>
-        </w:rPr>
-        <w:t>(GPT</w:t>
-      </w:r>
-      <w:r>
-        <w:rPr>
-          <w:rFonts w:ascii="Cambria Math" w:hAnsi="Cambria Math" w:cs="Cambria Math"/>
-          <w:b/>
-          <w:sz w:val="14"/>
-          <w:szCs w:val="14"/>
-          <w:shd w:val="clear" w:color="auto" w:fill="B7B7B7"/>
+          <w:rFonts w:ascii="Arial" w:eastAsia="Arial" w:hAnsi="Arial" w:cs="Arial"/>
+          <w:b/>
+          <w:color w:val="000000"/>
+          <w:sz w:val="18"/>
+          <w:highlight w:val="lightGray"/>
+        </w:rPr>
+        <w:t># Source: AI Source: Provided by: [Data Path</w:t>
+      </w:r>
+      <w:r>
+        <w:rPr>
+          <w:rFonts w:ascii="Arial" w:eastAsia="Arial" w:hAnsi="Arial" w:cs="Arial"/>
+          <w:color w:val="000000"/>
+          <w:sz w:val="18"/>
+          <w:highlight w:val="lightGray"/>
+        </w:rPr>
+        <w:t xml:space="preserve">: Persons Table -&gt; ID Column: 1, Name_En Column: Motasem Essam] -&gt; </w:t>
+      </w:r>
+      <w:r>
+        <w:rPr>
+          <w:rFonts w:ascii="Arial" w:eastAsia="Arial" w:hAnsi="Arial" w:cs="Arial"/>
+          <w:b/>
+          <w:color w:val="000000"/>
+          <w:sz w:val="18"/>
+          <w:highlight w:val="lightGray"/>
+        </w:rPr>
+        <w:t>From:</w:t>
+      </w:r>
+      <w:r>
+        <w:rPr>
+          <w:rFonts w:ascii="Arial" w:eastAsia="Arial" w:hAnsi="Arial" w:cs="Arial"/>
+          <w:color w:val="000000"/>
+          <w:sz w:val="18"/>
+          <w:highlight w:val="lightGray"/>
+        </w:rPr>
+        <w:t xml:space="preserve"> [Chatgpt (GPT</w:t>
+      </w:r>
+      <w:r>
+        <w:rPr>
+          <w:rFonts w:ascii="Arial" w:eastAsia="Arial" w:hAnsi="Arial" w:cs="Cambria Math"/>
+          <w:color w:val="000000"/>
+          <w:sz w:val="18"/>
+          <w:highlight w:val="lightGray"/>
         </w:rPr>
         <w:t>‑</w:t>
       </w:r>
       <w:r>
         <w:rPr>
-          <w:b/>
-          <w:sz w:val="14"/>
-          <w:szCs w:val="14"/>
-          <w:shd w:val="clear" w:color="auto" w:fill="B7B7B7"/>
-        </w:rPr>
-        <w:t>5 Mini) at [8/22/2025]</w:t>
+          <w:rFonts w:ascii="Arial" w:eastAsia="Arial" w:hAnsi="Arial" w:cs="Arial"/>
+          <w:color w:val="000000"/>
+          <w:sz w:val="18"/>
+          <w:highlight w:val="lightGray"/>
+        </w:rPr>
+        <w:t xml:space="preserve">5 Mini)] </w:t>
+      </w:r>
+      <w:r>
+        <w:rPr>
+          <w:rFonts w:ascii="Arial" w:eastAsia="Arial" w:hAnsi="Arial" w:cs="Arial"/>
+          <w:b/>
+          <w:color w:val="000000"/>
+          <w:sz w:val="18"/>
+          <w:highlight w:val="lightGray"/>
+        </w:rPr>
+        <w:t>on</w:t>
+      </w:r>
+      <w:r>
+        <w:rPr>
+          <w:rFonts w:ascii="Arial" w:eastAsia="Arial" w:hAnsi="Arial"/>
+          <w:sz w:val="18"/>
+          <w:highlight w:val="lightGray"/>
+        </w:rPr>
+        <w:t xml:space="preserve"> [8/22/2025]</w:t>
       </w:r>
     </w:p>
     <w:p>
@@ -1122,7 +1306,7 @@
     </w:p>
     <w:p>
       <w:r>
-        <w:pict w14:anchorId="61E7D2F0">
+        <w:pict w14:anchorId="48934434">
           <v:rect id="_x0000_i1031" style="width:0;height:1.5pt" o:hralign="center" o:hrstd="t" o:hr="t" fillcolor="#a0a0a0" stroked="f"/>
         </w:pict>
       </w:r>
@@ -1146,51 +1330,77 @@
       </w:pPr>
       <w:r>
         <w:rPr>
-          <w:b/>
-          <w:shd w:val="clear" w:color="auto" w:fill="B7B7B7"/>
-        </w:rPr>
-        <w:t># Source</w:t>
-      </w:r>
-      <w:r>
-        <w:rPr>
-          <w:shd w:val="clear" w:color="auto" w:fill="B7B7B7"/>
-        </w:rPr>
-        <w:t xml:space="preserve">: </w:t>
-      </w:r>
-      <w:r>
-        <w:rPr>
-          <w:b/>
-          <w:shd w:val="clear" w:color="auto" w:fill="B7B7B7"/>
-        </w:rPr>
-        <w:t xml:space="preserve">Chatgpt </w:t>
-      </w:r>
-      <w:r>
-        <w:rPr>
-          <w:b/>
-          <w:sz w:val="14"/>
-          <w:szCs w:val="14"/>
-          <w:shd w:val="clear" w:color="auto" w:fill="B7B7B7"/>
-        </w:rPr>
-        <w:t>(GPT</w:t>
-      </w:r>
-      <w:r>
-        <w:rPr>
-          <w:rFonts w:ascii="Cambria Math" w:hAnsi="Cambria Math" w:cs="Cambria Math"/>
-          <w:b/>
-          <w:sz w:val="14"/>
-          <w:szCs w:val="14"/>
-          <w:shd w:val="clear" w:color="auto" w:fill="B7B7B7"/>
+          <w:rFonts w:ascii="Arial" w:eastAsia="Arial" w:hAnsi="Arial" w:cs="Arial"/>
+          <w:b/>
+          <w:color w:val="000000"/>
+          <w:sz w:val="18"/>
+          <w:highlight w:val="lightGray"/>
+        </w:rPr>
+        <w:t># Source: AI Source: Provided by: [Data Path</w:t>
+      </w:r>
+      <w:r>
+        <w:rPr>
+          <w:rFonts w:ascii="Arial" w:eastAsia="Arial" w:hAnsi="Arial" w:cs="Arial"/>
+          <w:color w:val="000000"/>
+          <w:sz w:val="18"/>
+          <w:highlight w:val="lightGray"/>
+        </w:rPr>
+        <w:t xml:space="preserve">: Persons Table -&gt; ID Column: 1, Name_En Column: Motasem Essam] -&gt; </w:t>
+      </w:r>
+      <w:r>
+        <w:rPr>
+          <w:rFonts w:ascii="Arial" w:eastAsia="Arial" w:hAnsi="Arial" w:cs="Arial"/>
+          <w:b/>
+          <w:color w:val="000000"/>
+          <w:sz w:val="18"/>
+          <w:highlight w:val="lightGray"/>
+        </w:rPr>
+        <w:t>From:</w:t>
+      </w:r>
+      <w:r>
+        <w:rPr>
+          <w:rFonts w:ascii="Arial" w:eastAsia="Arial" w:hAnsi="Arial" w:cs="Arial"/>
+          <w:color w:val="000000"/>
+          <w:sz w:val="18"/>
+          <w:highlight w:val="lightGray"/>
+        </w:rPr>
+        <w:t xml:space="preserve"> [Chatgpt (GPT</w:t>
+      </w:r>
+      <w:r>
+        <w:rPr>
+          <w:rFonts w:ascii="Arial" w:eastAsia="Arial" w:hAnsi="Arial" w:cs="Cambria Math"/>
+          <w:color w:val="000000"/>
+          <w:sz w:val="18"/>
+          <w:highlight w:val="lightGray"/>
         </w:rPr>
         <w:t>‑</w:t>
       </w:r>
       <w:r>
         <w:rPr>
-          <w:b/>
-          <w:sz w:val="14"/>
-          <w:szCs w:val="14"/>
-          <w:shd w:val="clear" w:color="auto" w:fill="B7B7B7"/>
-        </w:rPr>
-        <w:t>5 Mini) at [8/22/2025]</w:t>
+          <w:rFonts w:ascii="Arial" w:eastAsia="Arial" w:hAnsi="Arial" w:cs="Arial"/>
+          <w:color w:val="000000"/>
+          <w:sz w:val="18"/>
+          <w:highlight w:val="lightGray"/>
+        </w:rPr>
+        <w:t xml:space="preserve">5 Mini)] </w:t>
+      </w:r>
+      <w:r>
+        <w:rPr>
+          <w:rFonts w:ascii="Arial" w:eastAsia="Arial" w:hAnsi="Arial" w:cs="Arial"/>
+          <w:b/>
+          <w:color w:val="000000"/>
+          <w:sz w:val="18"/>
+          <w:highlight w:val="lightGray"/>
+        </w:rPr>
+        <w:t>on</w:t>
+      </w:r>
+      <w:r>
+        <w:rPr>
+          <w:rFonts w:ascii="Arial" w:eastAsia="Arial" w:hAnsi="Arial"/>
+          <w:sz w:val="18"/>
+          <w:highlight w:val="lightGray"/>
+        </w:rPr>
+        <w:t xml:space="preserve"> [8/22/2025]</w:t>
       </w:r>
     </w:p>
     <w:p>
@@ -1262,7 +1472,7 @@
     </w:p>
     <w:p>
       <w:r>
-        <w:pict w14:anchorId="15942BF7">
+        <w:pict w14:anchorId="54AC53B6">
           <v:rect id="_x0000_i1032" style="width:0;height:1.5pt" o:hralign="center" o:hrstd="t" o:hr="t" fillcolor="#a0a0a0" stroked="f"/>
         </w:pict>
       </w:r>
@@ -1296,51 +1506,77 @@
       </w:pPr>
       <w:r>
         <w:rPr>
-          <w:b/>
-          <w:shd w:val="clear" w:color="auto" w:fill="B7B7B7"/>
-        </w:rPr>
-        <w:t># Source</w:t>
-      </w:r>
-      <w:r>
-        <w:rPr>
-          <w:shd w:val="clear" w:color="auto" w:fill="B7B7B7"/>
-        </w:rPr>
-        <w:t xml:space="preserve">: </w:t>
-      </w:r>
-      <w:r>
-        <w:rPr>
-          <w:b/>
-          <w:shd w:val="clear" w:color="auto" w:fill="B7B7B7"/>
-        </w:rPr>
-        <w:t xml:space="preserve">Chatgpt </w:t>
-      </w:r>
-      <w:r>
-        <w:rPr>
-          <w:b/>
-          <w:sz w:val="14"/>
-          <w:szCs w:val="14"/>
-          <w:shd w:val="clear" w:color="auto" w:fill="B7B7B7"/>
-        </w:rPr>
-        <w:t>(GPT</w:t>
-      </w:r>
-      <w:r>
-        <w:rPr>
-          <w:rFonts w:ascii="Cambria Math" w:hAnsi="Cambria Math" w:cs="Cambria Math"/>
-          <w:b/>
-          <w:sz w:val="14"/>
-          <w:szCs w:val="14"/>
-          <w:shd w:val="clear" w:color="auto" w:fill="B7B7B7"/>
+          <w:rFonts w:ascii="Arial" w:eastAsia="Arial" w:hAnsi="Arial" w:cs="Arial"/>
+          <w:b/>
+          <w:color w:val="000000"/>
+          <w:sz w:val="18"/>
+          <w:highlight w:val="lightGray"/>
+        </w:rPr>
+        <w:t># Source: AI Source: Provided by: [Data Path</w:t>
+      </w:r>
+      <w:r>
+        <w:rPr>
+          <w:rFonts w:ascii="Arial" w:eastAsia="Arial" w:hAnsi="Arial" w:cs="Arial"/>
+          <w:color w:val="000000"/>
+          <w:sz w:val="18"/>
+          <w:highlight w:val="lightGray"/>
+        </w:rPr>
+        <w:t xml:space="preserve">: Persons Table -&gt; ID Column: 1, Name_En Column: Motasem Essam] -&gt; </w:t>
+      </w:r>
+      <w:r>
+        <w:rPr>
+          <w:rFonts w:ascii="Arial" w:eastAsia="Arial" w:hAnsi="Arial" w:cs="Arial"/>
+          <w:b/>
+          <w:color w:val="000000"/>
+          <w:sz w:val="18"/>
+          <w:highlight w:val="lightGray"/>
+        </w:rPr>
+        <w:t>From:</w:t>
+      </w:r>
+      <w:r>
+        <w:rPr>
+          <w:rFonts w:ascii="Arial" w:eastAsia="Arial" w:hAnsi="Arial" w:cs="Arial"/>
+          <w:color w:val="000000"/>
+          <w:sz w:val="18"/>
+          <w:highlight w:val="lightGray"/>
+        </w:rPr>
+        <w:t xml:space="preserve"> [Chatgpt (GPT</w:t>
+      </w:r>
+      <w:r>
+        <w:rPr>
+          <w:rFonts w:ascii="Arial" w:eastAsia="Arial" w:hAnsi="Arial" w:cs="Cambria Math"/>
+          <w:color w:val="000000"/>
+          <w:sz w:val="18"/>
+          <w:highlight w:val="lightGray"/>
         </w:rPr>
         <w:t>‑</w:t>
       </w:r>
       <w:r>
         <w:rPr>
-          <w:b/>
-          <w:sz w:val="14"/>
-          <w:szCs w:val="14"/>
-          <w:shd w:val="clear" w:color="auto" w:fill="B7B7B7"/>
-        </w:rPr>
-        <w:t>5 Mini) at [8/22/2025]</w:t>
+          <w:rFonts w:ascii="Arial" w:eastAsia="Arial" w:hAnsi="Arial" w:cs="Arial"/>
+          <w:color w:val="000000"/>
+          <w:sz w:val="18"/>
+          <w:highlight w:val="lightGray"/>
+        </w:rPr>
+        <w:t xml:space="preserve">5 Mini)] </w:t>
+      </w:r>
+      <w:r>
+        <w:rPr>
+          <w:rFonts w:ascii="Arial" w:eastAsia="Arial" w:hAnsi="Arial" w:cs="Arial"/>
+          <w:b/>
+          <w:color w:val="000000"/>
+          <w:sz w:val="18"/>
+          <w:highlight w:val="lightGray"/>
+        </w:rPr>
+        <w:t>on</w:t>
+      </w:r>
+      <w:r>
+        <w:rPr>
+          <w:rFonts w:ascii="Arial" w:eastAsia="Arial" w:hAnsi="Arial"/>
+          <w:sz w:val="18"/>
+          <w:highlight w:val="lightGray"/>
+        </w:rPr>
+        <w:t xml:space="preserve"> [8/22/2025]</w:t>
       </w:r>
     </w:p>
     <w:p>
@@ -1349,7 +1585,7 @@
           <w:noProof/>
         </w:rPr>
         <w:drawing>
-          <wp:inline distT="114300" distB="114300" distL="114300" distR="114300" wp14:anchorId="5C9E22FC" wp14:editId="39B0F6CA">
+          <wp:inline distT="114300" distB="114300" distL="114300" distR="114300" wp14:anchorId="5FC60828" wp14:editId="4B33E28A">
             <wp:extent cx="5943600" cy="1219200"/>
             <wp:effectExtent l="0" t="0" r="0" b="0"/>
             <wp:docPr id="1" name="image1.png"/>
@@ -1646,7 +1882,6 @@
                 <w:rFonts w:ascii="Roboto Mono" w:eastAsia="Roboto Mono" w:hAnsi="Roboto Mono" w:cs="Roboto Mono"/>
                 <w:b/>
               </w:rPr>
-              <w:lastRenderedPageBreak/>
               <w:t>Performed by</w:t>
             </w:r>
           </w:p>
@@ -1811,18 +2046,19 @@
     </w:tbl>
     <w:p>
       <w:r>
-        <w:pict w14:anchorId="70674FFC">
+        <w:pict w14:anchorId="72144F45">
           <v:rect id="_x0000_i1033" style="width:0;height:1.5pt" o:hralign="center" o:hrstd="t" o:hr="t" fillcolor="#a0a0a0" stroked="f"/>
         </w:pict>
       </w:r>
     </w:p>
+    <w:p/>
     <w:p/>
     <w:p/>
     <w:sectPr>
       <w:pgSz w:w="12240" w:h="15840"/>
       <w:pgMar w:top="1440" w:right="1440" w:bottom="1440" w:left="1440" w:header="720" w:footer="720" w:gutter="0"/>
-      <w:pgNumType w:start="1"/>
       <w:cols w:space="720"/>
+      <w:docGrid w:linePitch="360"/>
     </w:sectPr>
   </w:body>
 </w:document>
@@ -2813,18 +3049,6 @@
   <w:style w:type="paragraph" w:default="1" w:styleId="Normal">
     <w:name w:val="Normal"/>
     <w:qFormat/>
-    <w:rsid w:val="00470803"/>
-    <w:pPr>
-      <w:spacing w:after="0" w:line="276" w:lineRule="auto"/>
-    </w:pPr>
-    <w:rPr>
-      <w:rFonts w:ascii="Arial" w:eastAsia="Arial" w:hAnsi="Arial" w:cs="Arial"/>
-      <w:kern w:val="0"/>
-      <w:sz w:val="22"/>
-      <w:szCs w:val="22"/>
-      <w:lang w:val="en"/>
-      <w14:ligatures w14:val="none"/>
-    </w:rPr>
   </w:style>
   <w:style w:type="paragraph" w:styleId="Heading1">
     <w:name w:val="heading 1"/>
@@ -2833,7 +3057,7 @@
     <w:link w:val="Heading1Char"/>
     <w:uiPriority w:val="9"/>
     <w:qFormat/>
-    <w:rsid w:val="001B2100"/>
+    <w:rsid w:val="0070573D"/>
     <w:pPr>
       <w:keepNext/>
       <w:keepLines/>
@@ -2855,7 +3079,7 @@
     <w:uiPriority w:val="9"/>
     <w:unhideWhenUsed/>
     <w:qFormat/>
-    <w:rsid w:val="001B2100"/>
+    <w:rsid w:val="0070573D"/>
     <w:pPr>
       <w:keepNext/>
       <w:keepLines/>
@@ -2878,7 +3102,7 @@
     <w:semiHidden/>
     <w:unhideWhenUsed/>
     <w:qFormat/>
-    <w:rsid w:val="001B2100"/>
+    <w:rsid w:val="0070573D"/>
     <w:pPr>
       <w:keepNext/>
       <w:keepLines/>
@@ -2901,7 +3125,7 @@
     <w:semiHidden/>
     <w:unhideWhenUsed/>
     <w:qFormat/>
-    <w:rsid w:val="001B2100"/>
+    <w:rsid w:val="0070573D"/>
     <w:pPr>
       <w:keepNext/>
       <w:keepLines/>
@@ -2924,7 +3148,7 @@
     <w:semiHidden/>
     <w:unhideWhenUsed/>
     <w:qFormat/>
-    <w:rsid w:val="001B2100"/>
+    <w:rsid w:val="0070573D"/>
     <w:pPr>
       <w:keepNext/>
       <w:keepLines/>
@@ -2945,11 +3169,11 @@
     <w:semiHidden/>
     <w:unhideWhenUsed/>
     <w:qFormat/>
-    <w:rsid w:val="001B2100"/>
+    <w:rsid w:val="0070573D"/>
     <w:pPr>
       <w:keepNext/>
       <w:keepLines/>
-      <w:spacing w:before="40"/>
+      <w:spacing w:before="40" w:after="0"/>
       <w:outlineLvl w:val="5"/>
     </w:pPr>
     <w:rPr>
@@ -2968,11 +3192,11 @@
     <w:semiHidden/>
     <w:unhideWhenUsed/>
     <w:qFormat/>
-    <w:rsid w:val="001B2100"/>
+    <w:rsid w:val="0070573D"/>
     <w:pPr>
       <w:keepNext/>
       <w:keepLines/>
-      <w:spacing w:before="40"/>
+      <w:spacing w:before="40" w:after="0"/>
       <w:outlineLvl w:val="6"/>
     </w:pPr>
     <w:rPr>
@@ -2989,10 +3213,11 @@
     <w:semiHidden/>
     <w:unhideWhenUsed/>
     <w:qFormat/>
-    <w:rsid w:val="001B2100"/>
+    <w:rsid w:val="0070573D"/>
     <w:pPr>
       <w:keepNext/>
       <w:keepLines/>
+      <w:spacing w:after="0"/>
       <w:outlineLvl w:val="7"/>
     </w:pPr>
     <w:rPr>
@@ -3011,10 +3236,11 @@
     <w:semiHidden/>
     <w:unhideWhenUsed/>
     <w:qFormat/>
-    <w:rsid w:val="001B2100"/>
+    <w:rsid w:val="0070573D"/>
     <w:pPr>
       <w:keepNext/>
       <w:keepLines/>
+      <w:spacing w:after="0"/>
       <w:outlineLvl w:val="8"/>
     </w:pPr>
     <w:rPr>
@@ -3054,7 +3280,7 @@
     <w:basedOn w:val="DefaultParagraphFont"/>
     <w:link w:val="Heading1"/>
     <w:uiPriority w:val="9"/>
-    <w:rsid w:val="001B2100"/>
+    <w:rsid w:val="0070573D"/>
     <w:rPr>
       <w:rFonts w:asciiTheme="majorHAnsi" w:eastAsiaTheme="majorEastAsia" w:hAnsiTheme="majorHAnsi" w:cstheme="majorBidi"/>
       <w:color w:val="2F5496" w:themeColor="accent1" w:themeShade="BF"/>
@@ -3067,7 +3293,7 @@
     <w:basedOn w:val="DefaultParagraphFont"/>
     <w:link w:val="Heading2"/>
     <w:uiPriority w:val="9"/>
-    <w:rsid w:val="001B2100"/>
+    <w:rsid w:val="0070573D"/>
     <w:rPr>
       <w:rFonts w:asciiTheme="majorHAnsi" w:eastAsiaTheme="majorEastAsia" w:hAnsiTheme="majorHAnsi" w:cstheme="majorBidi"/>
       <w:color w:val="2F5496" w:themeColor="accent1" w:themeShade="BF"/>
@@ -3081,7 +3307,7 @@
     <w:link w:val="Heading3"/>
     <w:uiPriority w:val="9"/>
     <w:semiHidden/>
-    <w:rsid w:val="001B2100"/>
+    <w:rsid w:val="0070573D"/>
     <w:rPr>
       <w:rFonts w:eastAsiaTheme="majorEastAsia" w:cstheme="majorBidi"/>
       <w:color w:val="2F5496" w:themeColor="accent1" w:themeShade="BF"/>
@@ -3095,7 +3321,7 @@
     <w:link w:val="Heading4"/>
     <w:uiPriority w:val="9"/>
     <w:semiHidden/>
-    <w:rsid w:val="001B2100"/>
+    <w:rsid w:val="0070573D"/>
     <w:rPr>
       <w:rFonts w:eastAsiaTheme="majorEastAsia" w:cstheme="majorBidi"/>
       <w:i/>
@@ -3109,7 +3335,7 @@
     <w:link w:val="Heading5"/>
     <w:uiPriority w:val="9"/>
     <w:semiHidden/>
-    <w:rsid w:val="001B2100"/>
+    <w:rsid w:val="0070573D"/>
     <w:rPr>
       <w:rFonts w:eastAsiaTheme="majorEastAsia" w:cstheme="majorBidi"/>
       <w:color w:val="2F5496" w:themeColor="accent1" w:themeShade="BF"/>
@@ -3121,7 +3347,7 @@
     <w:link w:val="Heading6"/>
     <w:uiPriority w:val="9"/>
     <w:semiHidden/>
-    <w:rsid w:val="001B2100"/>
+    <w:rsid w:val="0070573D"/>
     <w:rPr>
       <w:rFonts w:eastAsiaTheme="majorEastAsia" w:cstheme="majorBidi"/>
       <w:i/>
@@ -3135,7 +3361,7 @@
     <w:link w:val="Heading7"/>
     <w:uiPriority w:val="9"/>
     <w:semiHidden/>
-    <w:rsid w:val="001B2100"/>
+    <w:rsid w:val="0070573D"/>
     <w:rPr>
       <w:rFonts w:eastAsiaTheme="majorEastAsia" w:cstheme="majorBidi"/>
       <w:color w:val="595959" w:themeColor="text1" w:themeTint="A6"/>
@@ -3147,7 +3373,7 @@
     <w:link w:val="Heading8"/>
     <w:uiPriority w:val="9"/>
     <w:semiHidden/>
-    <w:rsid w:val="001B2100"/>
+    <w:rsid w:val="0070573D"/>
     <w:rPr>
       <w:rFonts w:eastAsiaTheme="majorEastAsia" w:cstheme="majorBidi"/>
       <w:i/>
@@ -3161,7 +3387,7 @@
     <w:link w:val="Heading9"/>
     <w:uiPriority w:val="9"/>
     <w:semiHidden/>
-    <w:rsid w:val="001B2100"/>
+    <w:rsid w:val="0070573D"/>
     <w:rPr>
       <w:rFonts w:eastAsiaTheme="majorEastAsia" w:cstheme="majorBidi"/>
       <w:color w:val="272727" w:themeColor="text1" w:themeTint="D8"/>
@@ -3174,7 +3400,7 @@
     <w:link w:val="TitleChar"/>
     <w:uiPriority w:val="10"/>
     <w:qFormat/>
-    <w:rsid w:val="001B2100"/>
+    <w:rsid w:val="0070573D"/>
     <w:pPr>
       <w:spacing w:after="80" w:line="240" w:lineRule="auto"/>
       <w:contextualSpacing/>
@@ -3192,7 +3418,7 @@
     <w:basedOn w:val="DefaultParagraphFont"/>
     <w:link w:val="Title"/>
     <w:uiPriority w:val="10"/>
-    <w:rsid w:val="001B2100"/>
+    <w:rsid w:val="0070573D"/>
     <w:rPr>
       <w:rFonts w:asciiTheme="majorHAnsi" w:eastAsiaTheme="majorEastAsia" w:hAnsiTheme="majorHAnsi" w:cstheme="majorBidi"/>
       <w:spacing w:val="-10"/>
@@ -3208,7 +3434,7 @@
     <w:link w:val="SubtitleChar"/>
     <w:uiPriority w:val="11"/>
     <w:qFormat/>
-    <w:rsid w:val="001B2100"/>
+    <w:rsid w:val="0070573D"/>
     <w:pPr>
       <w:numPr>
         <w:ilvl w:val="1"/>
@@ -3227,7 +3453,7 @@
     <w:basedOn w:val="DefaultParagraphFont"/>
     <w:link w:val="Subtitle"/>
     <w:uiPriority w:val="11"/>
-    <w:rsid w:val="001B2100"/>
+    <w:rsid w:val="0070573D"/>
     <w:rPr>
       <w:rFonts w:eastAsiaTheme="majorEastAsia" w:cstheme="majorBidi"/>
       <w:color w:val="595959" w:themeColor="text1" w:themeTint="A6"/>
@@ -3243,7 +3469,7 @@
     <w:link w:val="QuoteChar"/>
     <w:uiPriority w:val="29"/>
     <w:qFormat/>
-    <w:rsid w:val="001B2100"/>
+    <w:rsid w:val="0070573D"/>
     <w:pPr>
       <w:spacing w:before="160"/>
       <w:jc w:val="center"/>
@@ -3259,7 +3485,7 @@
     <w:basedOn w:val="DefaultParagraphFont"/>
     <w:link w:val="Quote"/>
     <w:uiPriority w:val="29"/>
-    <w:rsid w:val="001B2100"/>
+    <w:rsid w:val="0070573D"/>
     <w:rPr>
       <w:i/>
       <w:iCs/>
@@ -3271,7 +3497,7 @@
     <w:basedOn w:val="Normal"/>
     <w:uiPriority w:val="34"/>
     <w:qFormat/>
-    <w:rsid w:val="001B2100"/>
+    <w:rsid w:val="0070573D"/>
     <w:pPr>
       <w:ind w:left="720"/>
       <w:contextualSpacing/>
@@ -3282,7 +3508,7 @@
     <w:basedOn w:val="DefaultParagraphFont"/>
     <w:uiPriority w:val="21"/>
     <w:qFormat/>
-    <w:rsid w:val="001B2100"/>
+    <w:rsid w:val="0070573D"/>
     <w:rPr>
       <w:i/>
       <w:iCs/>
@@ -3296,7 +3522,7 @@
     <w:link w:val="IntenseQuoteChar"/>
     <w:uiPriority w:val="30"/>
     <w:qFormat/>
-    <w:rsid w:val="001B2100"/>
+    <w:rsid w:val="0070573D"/>
     <w:pPr>
       <w:pBdr>
         <w:top w:val="single" w:sz="4" w:space="10" w:color="2F5496" w:themeColor="accent1" w:themeShade="BF"/>
@@ -3317,7 +3543,7 @@
     <w:basedOn w:val="DefaultParagraphFont"/>
     <w:link w:val="IntenseQuote"/>
     <w:uiPriority w:val="30"/>
-    <w:rsid w:val="001B2100"/>
+    <w:rsid w:val="0070573D"/>
     <w:rPr>
       <w:i/>
       <w:iCs/>
@@ -3329,7 +3555,7 @@
     <w:basedOn w:val="DefaultParagraphFont"/>
     <w:uiPriority w:val="32"/>
     <w:qFormat/>
-    <w:rsid w:val="001B2100"/>
+    <w:rsid w:val="0070573D"/>
     <w:rPr>
       <w:b/>
       <w:bCs/>
